--- a/md/style_guide/md_to_docx_style_guide.md.docx
+++ b/md/style_guide/md_to_docx_style_guide.md.docx
@@ -1,8 +1,8 @@
 
 <file path=word/document.xml><?xml version="1.0" encoding="utf-8"?>
-<w:document xmlns:w="http://schemas.openxmlformats.org/wordprocessingml/2006/main" xmlns:m="http://schemas.openxmlformats.org/officeDocument/2006/math" xmlns:r="http://schemas.openxmlformats.org/officeDocument/2006/relationships" xmlns:o="urn:schemas-microsoft-com:office:office" xmlns:v="urn:schemas-microsoft-com:vml" xmlns:w10="urn:schemas-microsoft-com:office:word" xmlns:a="http://schemas.openxmlformats.org/drawingml/2006/main" xmlns:pic="http://schemas.openxmlformats.org/drawingml/2006/picture" xmlns:wp="http://schemas.openxmlformats.org/drawingml/2006/wordprocessingDrawing">
+<w:document xmlns:m="http://schemas.openxmlformats.org/officeDocument/2006/math" xmlns:w="http://schemas.openxmlformats.org/wordprocessingml/2006/main">
   <w:body>
-    <w:bookmarkStart w:id="21" w:name="markdown-to-docx-round-trip-style-guide"/>
+    <w:bookmarkStart w:id="23" w:name="markdown-to-docx-round-trip-style-guide"/>
     <w:p>
       <w:pPr>
         <w:pStyle w:val="Heading1"/>
@@ -1340,7 +1340,132 @@
       </w:r>
     </w:p>
     <w:bookmarkEnd w:id="11"/>
-    <w:bookmarkStart w:id="12" w:name="stable-advanced-math"/>
+    <w:bookmarkStart w:id="12" w:name="stable-blockquote"/>
+    <w:p>
+      <w:pPr>
+        <w:pStyle w:val="Heading2"/>
+      </w:pPr>
+      <w:r>
+        <w:t xml:space="preserve">Stable Blockquote</w:t>
+      </w:r>
+    </w:p>
+    <w:p>
+      <w:pPr>
+        <w:pStyle w:val="BlockText"/>
+        <w:spacing w:before="0" w:after="0" w:line="100" w:lineRule="exact"/>
+        <w:rPr>
+          <w:sz w:val="10"/>
+        </w:rPr>
+      </w:pPr>
+    </w:p>
+    <w:p>
+      <w:pPr>
+        <w:pStyle w:val="BlockText"/>
+      </w:pPr>
+      <w:r>
+        <w:t xml:space="preserve">This is a blockquote. It renders with a light blue background, a blue left border, and indentation on both sides. Round-trips cleanly through DOCX.</w:t>
+      </w:r>
+    </w:p>
+    <w:p>
+      <w:pPr>
+        <w:pStyle w:val="BlockText"/>
+        <w:spacing w:before="0" w:after="0" w:line="80" w:lineRule="exact"/>
+        <w:rPr>
+          <w:sz w:val="8"/>
+        </w:rPr>
+      </w:pPr>
+    </w:p>
+    <w:p>
+      <w:pPr>
+        <w:pStyle w:val="FirstParagraph"/>
+        <w:spacing w:before="200"/>
+      </w:pPr>
+      <w:r>
+        <w:t xml:space="preserve">Nested blockquotes are not supported — pandoc flattens them to a single level in DOCX, losing the nesting. Avoid nested</w:t>
+      </w:r>
+      <w:r>
+        <w:t xml:space="preserve"> </w:t>
+      </w:r>
+      <w:r>
+        <w:rPr>
+          <w:rStyle w:val="VerbatimChar"/>
+        </w:rPr>
+        <w:t xml:space="preserve">&gt; &gt;</w:t>
+      </w:r>
+      <w:r>
+        <w:t xml:space="preserve"> </w:t>
+      </w:r>
+      <w:r>
+        <w:t xml:space="preserve">syntax. TODO: find a way to support nested blockquotes. If you need to display nested block quotes as a code block, you can still do that:</w:t>
+      </w:r>
+    </w:p>
+    <w:p>
+      <w:pPr>
+        <w:pStyle w:val="SourceCode"/>
+        <w:spacing w:before="0" w:after="0" w:line="100" w:lineRule="exact"/>
+        <w:rPr>
+          <w:sz w:val="10"/>
+        </w:rPr>
+      </w:pPr>
+    </w:p>
+    <w:p>
+      <w:pPr>
+        <w:pStyle w:val="SourceCode"/>
+      </w:pPr>
+      <w:r>
+        <w:rPr>
+          <w:rStyle w:val="VerbatimChar"/>
+        </w:rPr>
+        <w:t xml:space="preserve">&gt; Outer blockquote.</w:t>
+      </w:r>
+      <w:r>
+        <w:br/>
+      </w:r>
+      <w:r>
+        <w:rPr>
+          <w:rStyle w:val="VerbatimChar"/>
+        </w:rPr>
+        <w:t xml:space="preserve">&gt;</w:t>
+      </w:r>
+      <w:r>
+        <w:br/>
+      </w:r>
+      <w:r>
+        <w:rPr>
+          <w:rStyle w:val="VerbatimChar"/>
+        </w:rPr>
+        <w:t xml:space="preserve">&gt; &gt; Inner nested blockquote.</w:t>
+      </w:r>
+      <w:r>
+        <w:br/>
+      </w:r>
+      <w:r>
+        <w:rPr>
+          <w:rStyle w:val="VerbatimChar"/>
+        </w:rPr>
+        <w:t xml:space="preserve">&gt;</w:t>
+      </w:r>
+      <w:r>
+        <w:br/>
+      </w:r>
+      <w:r>
+        <w:rPr>
+          <w:rStyle w:val="VerbatimChar"/>
+        </w:rPr>
+        <w:t xml:space="preserve">&gt; Back to outer.</w:t>
+      </w:r>
+    </w:p>
+    <w:p>
+      <w:pPr>
+        <w:pStyle w:val="SourceCode"/>
+        <w:spacing w:before="0" w:after="0" w:line="80" w:lineRule="exact"/>
+        <w:rPr>
+          <w:sz w:val="8"/>
+        </w:rPr>
+      </w:pPr>
+    </w:p>
+    <w:bookmarkEnd w:id="12"/>
+    <w:bookmarkStart w:id="13" w:name="stable-advanced-math"/>
     <w:p>
       <w:pPr>
         <w:pStyle w:val="Heading2"/>
@@ -1474,8 +1599,8 @@
         <w:t xml:space="preserve">.</w:t>
       </w:r>
     </w:p>
-    <w:bookmarkEnd w:id="12"/>
-    <w:bookmarkStart w:id="13" w:name="stable-delimiters"/>
+    <w:bookmarkEnd w:id="13"/>
+    <w:bookmarkStart w:id="14" w:name="stable-delimiters"/>
     <w:p>
       <w:pPr>
         <w:pStyle w:val="Heading2"/>
@@ -1712,8 +1837,8 @@
         </m:d>
       </m:oMath>
     </w:p>
-    <w:bookmarkEnd w:id="13"/>
-    <w:bookmarkStart w:id="14" w:name="stable-accents-and-decorations"/>
+    <w:bookmarkEnd w:id="14"/>
+    <w:bookmarkStart w:id="15" w:name="stable-accents-and-decorations"/>
     <w:p>
       <w:pPr>
         <w:pStyle w:val="Heading2"/>
@@ -1907,8 +2032,8 @@
         <w:t xml:space="preserve">.</w:t>
       </w:r>
     </w:p>
-    <w:bookmarkEnd w:id="14"/>
-    <w:bookmarkStart w:id="15" w:name="stable-spacing"/>
+    <w:bookmarkEnd w:id="15"/>
+    <w:bookmarkStart w:id="16" w:name="stable-spacing"/>
     <w:p>
       <w:pPr>
         <w:pStyle w:val="Heading2"/>
@@ -1993,8 +2118,8 @@
         <w:t xml:space="preserve">for quad space.</w:t>
       </w:r>
     </w:p>
-    <w:bookmarkEnd w:id="15"/>
-    <w:bookmarkStart w:id="16" w:name="stable-dots"/>
+    <w:bookmarkEnd w:id="16"/>
+    <w:bookmarkStart w:id="17" w:name="stable-dots"/>
     <w:p>
       <w:pPr>
         <w:pStyle w:val="Heading2"/>
@@ -2106,8 +2231,8 @@
         <w:t xml:space="preserve">.</w:t>
       </w:r>
     </w:p>
-    <w:bookmarkEnd w:id="16"/>
-    <w:bookmarkStart w:id="17" w:name="stable-text-in-math"/>
+    <w:bookmarkEnd w:id="17"/>
+    <w:bookmarkStart w:id="18" w:name="stable-text-in-math"/>
     <w:p>
       <w:pPr>
         <w:pStyle w:val="Heading2"/>
@@ -2187,8 +2312,8 @@
         <w:t xml:space="preserve">.</w:t>
       </w:r>
     </w:p>
-    <w:bookmarkEnd w:id="17"/>
-    <w:bookmarkStart w:id="18" w:name="stable-operators"/>
+    <w:bookmarkEnd w:id="18"/>
+    <w:bookmarkStart w:id="19" w:name="stable-operators"/>
     <w:p>
       <w:pPr>
         <w:pStyle w:val="Heading2"/>
@@ -2249,8 +2374,8 @@
         </m:f>
       </m:oMath>
     </w:p>
-    <w:bookmarkEnd w:id="18"/>
-    <w:bookmarkStart w:id="19" w:name="stable-table"/>
+    <w:bookmarkEnd w:id="19"/>
+    <w:bookmarkStart w:id="20" w:name="stable-table"/>
     <w:p>
       <w:pPr>
         <w:pStyle w:val="Heading2"/>
@@ -2574,8 +2699,231 @@
         </w:tc>
       </w:tr>
     </w:tbl>
-    <w:bookmarkEnd w:id="19"/>
-    <w:bookmarkStart w:id="20" w:name="syntax-warnings-unstable-on-round-trip"/>
+    <w:bookmarkEnd w:id="20"/>
+    <w:bookmarkStart w:id="21" w:name="table-column-alignment"/>
+    <w:p>
+      <w:pPr>
+        <w:pStyle w:val="Heading2"/>
+      </w:pPr>
+      <w:r>
+        <w:t xml:space="preserve">Table Column Alignment</w:t>
+      </w:r>
+    </w:p>
+    <w:p>
+      <w:pPr>
+        <w:pStyle w:val="FirstParagraph"/>
+      </w:pPr>
+      <w:r>
+        <w:t xml:space="preserve">Use colons in the pipe-table separator to control alignment. This is respected by both DOCX (pandoc) and PDF renderers.</w:t>
+      </w:r>
+    </w:p>
+    <w:p>
+      <w:pPr>
+        <w:pStyle w:val="SourceCode"/>
+        <w:spacing w:before="0" w:after="0" w:line="100" w:lineRule="exact"/>
+        <w:rPr>
+          <w:sz w:val="10"/>
+        </w:rPr>
+      </w:pPr>
+    </w:p>
+    <w:p>
+      <w:pPr>
+        <w:pStyle w:val="SourceCode"/>
+      </w:pPr>
+      <w:r>
+        <w:rPr>
+          <w:rStyle w:val="VerbatimChar"/>
+        </w:rPr>
+        <w:t xml:space="preserve">|:---| = left    |---:| = right    |:---:| = center    |----| = default (left)</w:t>
+      </w:r>
+    </w:p>
+    <w:p>
+      <w:pPr>
+        <w:pStyle w:val="SourceCode"/>
+        <w:spacing w:before="0" w:after="0" w:line="80" w:lineRule="exact"/>
+        <w:rPr>
+          <w:sz w:val="8"/>
+        </w:rPr>
+      </w:pPr>
+    </w:p>
+    <w:p>
+      <w:pPr>
+        <w:pStyle w:val="FirstParagraph"/>
+        <w:spacing w:before="200"/>
+      </w:pPr>
+      <w:r>
+        <w:t xml:space="preserve">Center short/numeric columns; left-align text-heavy columns:</w:t>
+      </w:r>
+    </w:p>
+    <w:tbl>
+      <w:tblPr>
+        <w:tblStyle w:val="Table"/>
+        <w:tblW w:type="pct" w:w="5000"/>
+        <w:tblLayout w:type="fixed"/>
+        <w:tblLook w:firstRow="1" w:lastRow="0" w:firstColumn="0" w:lastColumn="0" w:noHBand="0" w:noVBand="0" w:val="0020"/>
+      </w:tblPr>
+      <w:tblGrid>
+        <w:gridCol w:w="2023"/>
+        <w:gridCol w:w="2782"/>
+        <w:gridCol w:w="1770"/>
+        <w:gridCol w:w="2782"/>
+      </w:tblGrid>
+      <w:tr>
+        <w:trPr>
+          <w:tblHeader w:val="on"/>
+        </w:trPr>
+        <w:tc>
+          <w:tcPr/>
+          <w:p>
+            <w:pPr>
+              <w:pStyle w:val="Compact"/>
+              <w:jc w:val="center"/>
+            </w:pPr>
+            <w:r>
+              <w:t xml:space="preserve">Belief</w:t>
+            </w:r>
+          </w:p>
+        </w:tc>
+        <w:tc>
+          <w:tcPr/>
+          <w:p>
+            <w:pPr>
+              <w:pStyle w:val="Compact"/>
+              <w:jc w:val="left"/>
+            </w:pPr>
+            <w:r>
+              <w:t xml:space="preserve">Assertion</w:t>
+            </w:r>
+          </w:p>
+        </w:tc>
+        <w:tc>
+          <w:tcPr/>
+          <w:p>
+            <w:pPr>
+              <w:pStyle w:val="Compact"/>
+              <w:jc w:val="center"/>
+            </w:pPr>
+            <w:r>
+              <w:t xml:space="preserve">Prior</w:t>
+            </w:r>
+          </w:p>
+        </w:tc>
+        <w:tc>
+          <w:tcPr/>
+          <w:p>
+            <w:pPr>
+              <w:pStyle w:val="Compact"/>
+              <w:jc w:val="center"/>
+            </w:pPr>
+            <w:r>
+              <w:t xml:space="preserve">Posterior</w:t>
+            </w:r>
+          </w:p>
+        </w:tc>
+      </w:tr>
+      <w:tr>
+        <w:tc>
+          <w:tcPr/>
+          <w:p>
+            <w:pPr>
+              <w:pStyle w:val="Compact"/>
+              <w:jc w:val="center"/>
+            </w:pPr>
+            <w:r>
+              <w:t xml:space="preserve">37</w:t>
+            </w:r>
+          </w:p>
+        </w:tc>
+        <w:tc>
+          <w:tcPr/>
+          <w:p>
+            <w:pPr>
+              <w:pStyle w:val="Compact"/>
+              <w:jc w:val="left"/>
+            </w:pPr>
+            <w:r>
+              <w:t xml:space="preserve">Bile acid sequestrants decrease the hepatic bile acid pool</w:t>
+            </w:r>
+          </w:p>
+        </w:tc>
+        <w:tc>
+          <w:tcPr/>
+          <w:p>
+            <w:pPr>
+              <w:pStyle w:val="Compact"/>
+              <w:jc w:val="center"/>
+            </w:pPr>
+            <w:r>
+              <w:t xml:space="preserve">0.96</w:t>
+            </w:r>
+          </w:p>
+        </w:tc>
+        <w:tc>
+          <w:tcPr/>
+          <w:p>
+            <w:pPr>
+              <w:pStyle w:val="Compact"/>
+              <w:jc w:val="center"/>
+            </w:pPr>
+            <w:r>
+              <w:t xml:space="preserve">0.25</w:t>
+            </w:r>
+          </w:p>
+        </w:tc>
+      </w:tr>
+      <w:tr>
+        <w:tc>
+          <w:tcPr/>
+          <w:p>
+            <w:pPr>
+              <w:pStyle w:val="Compact"/>
+              <w:jc w:val="center"/>
+            </w:pPr>
+            <w:r>
+              <w:t xml:space="preserve">13</w:t>
+            </w:r>
+          </w:p>
+        </w:tc>
+        <w:tc>
+          <w:tcPr/>
+          <w:p>
+            <w:pPr>
+              <w:pStyle w:val="Compact"/>
+              <w:jc w:val="left"/>
+            </w:pPr>
+            <w:r>
+              <w:t xml:space="preserve">Dietary saturated fat increases hepatic cholesterol</w:t>
+            </w:r>
+          </w:p>
+        </w:tc>
+        <w:tc>
+          <w:tcPr/>
+          <w:p>
+            <w:pPr>
+              <w:pStyle w:val="Compact"/>
+              <w:jc w:val="center"/>
+            </w:pPr>
+            <w:r>
+              <w:t xml:space="preserve">0.88</w:t>
+            </w:r>
+          </w:p>
+        </w:tc>
+        <w:tc>
+          <w:tcPr/>
+          <w:p>
+            <w:pPr>
+              <w:pStyle w:val="Compact"/>
+              <w:jc w:val="center"/>
+            </w:pPr>
+            <w:r>
+              <w:t xml:space="preserve">0.20</w:t>
+            </w:r>
+          </w:p>
+        </w:tc>
+      </w:tr>
+    </w:tbl>
+    <w:bookmarkEnd w:id="21"/>
+    <w:bookmarkStart w:id="22" w:name="syntax-warnings-unstable-on-round-trip"/>
     <w:p>
       <w:pPr>
         <w:pStyle w:val="Heading2"/>
@@ -2952,12 +3300,14 @@
         <w:t xml:space="preserve">AVOID semicolon-space (converts to mspace) and negative-space (removed entirely).</w:t>
       </w:r>
     </w:p>
-    <w:bookmarkEnd w:id="20"/>
-    <w:bookmarkEnd w:id="21"/>
+    <w:bookmarkEnd w:id="22"/>
+    <w:bookmarkEnd w:id="23"/>
     <w:sectPr>
       <w:footnotePr>
         <w:numRestart w:val="eachSect"/>
       </w:footnotePr>
+      <w:pgSz w:h="15840" w:w="12240"/>
+      <w:pgMar w:bottom="1440" w:footer="720" w:header="720" w:left="1440" w:right="1440" w:top="1440"/>
     </w:sectPr>
   </w:body>
 </w:document>
@@ -3186,7 +3536,7 @@
 </file>
 
 <file path=word/styles.xml><?xml version="1.0" encoding="utf-8"?>
-<w:styles xmlns="http://schemas.microsoft.com/office/tasks/2019/documenttasks" xmlns:a="http://schemas.openxmlformats.org/drawingml/2006/main" xmlns:c="http://schemas.openxmlformats.org/drawingml/2006/chart" xmlns:cr="http://schemas.microsoft.com/office/comments/2020/reactions" xmlns:dgm="http://schemas.openxmlformats.org/drawingml/2006/diagram" xmlns:lc="http://schemas.openxmlformats.org/drawingml/2006/lockedCanvas" xmlns:m="http://schemas.openxmlformats.org/officeDocument/2006/math" xmlns:mc="http://schemas.openxmlformats.org/markup-compatibility/2006" xmlns:o="urn:schemas-microsoft-com:office:office" xmlns:pic="http://schemas.openxmlformats.org/drawingml/2006/picture" xmlns:r="http://schemas.openxmlformats.org/officeDocument/2006/relationships" xmlns:sl="http://schemas.openxmlformats.org/schemaLibrary/2006/main" xmlns:v="urn:schemas-microsoft-com:vml" xmlns:w="http://schemas.openxmlformats.org/wordprocessingml/2006/main" xmlns:w10="urn:schemas-microsoft-com:office:word" xmlns:w14="http://schemas.microsoft.com/office/word/2010/wordml" xmlns:w15="http://schemas.microsoft.com/office/word/2012/wordml" xmlns:w16="http://schemas.microsoft.com/office/word/2018/wordml" xmlns:w16cex="http://schemas.microsoft.com/office/word/2018/wordml/cex" xmlns:w16cid="http://schemas.microsoft.com/office/word/2016/wordml/cid" xmlns:wne="http://schemas.microsoft.com/office/word/2006/wordml" xmlns:wp="http://schemas.openxmlformats.org/drawingml/2006/wordprocessingDrawing" xmlns:wpg="http://schemas.microsoft.com/office/word/2010/wordprocessingGroup" xmlns:wps="http://schemas.microsoft.com/office/word/2010/wordprocessingShape">
+<w:styles xmlns:w="http://schemas.openxmlformats.org/wordprocessingml/2006/main">
   <w:docDefaults>
     <w:rPrDefault>
       <w:rPr>
@@ -3213,6 +3563,9 @@
   </w:style>
   <w:style w:default="1" w:styleId="Normal" w:type="paragraph">
     <w:name w:val="normal"/>
+    <w:pPr>
+      <w:spacing w:after="200" w:before="0"/>
+    </w:pPr>
   </w:style>
   <w:style w:styleId="Heading1" w:type="paragraph">
     <w:name w:val="heading 1"/>
@@ -3348,12 +3701,57 @@
       <w:szCs w:val="30"/>
     </w:rPr>
   </w:style>
-  <w:style w:type="paragraph" w:customStyle="1" w:styleId="SourceCode">
+  <w:style w:styleId="BodyText" w:type="paragraph">
+    <w:name w:val="Body Text"/>
+    <w:basedOn w:val="Normal"/>
+    <w:pPr>
+      <w:spacing w:after="200" w:before="0"/>
+    </w:pPr>
+  </w:style>
+  <w:style w:styleId="FirstParagraph" w:type="paragraph">
+    <w:name w:val="First Paragraph"/>
+    <w:basedOn w:val="BodyText"/>
+    <w:pPr>
+      <w:spacing w:after="200" w:before="0"/>
+    </w:pPr>
+  </w:style>
+  <w:style w:styleId="Table" w:type="table">
+    <w:name w:val="Table"/>
+    <w:basedOn w:val="TableNormal"/>
+    <w:tblPr/>
+    <w:tblStylePr w:type="firstRow">
+      <w:rPr>
+        <w:b/>
+      </w:rPr>
+      <w:tcPr>
+        <w:tcBorders>
+          <w:bottom w:color="000000" w:space="0" w:sz="12" w:val="single"/>
+        </w:tcBorders>
+      </w:tcPr>
+    </w:tblStylePr>
+  </w:style>
+  <w:style w:styleId="BlockText" w:type="paragraph">
+    <w:name w:val="Block Text"/>
+    <w:basedOn w:val="Normal"/>
+    <w:pPr>
+      <w:ind w:firstLine="0" w:left="480" w:right="480"/>
+      <w:spacing w:after="100" w:before="100"/>
+      <w:shd w:color="auto" w:fill="DBEAFE" w:val="clear"/>
+      <w:pBdr>
+        <w:left w:color="93C5FD" w:space="8" w:sz="18" w:val="single"/>
+      </w:pBdr>
+    </w:pPr>
+  </w:style>
+  <w:style w:styleId="SourceCode" w:type="paragraph">
     <w:name w:val="Source Code"/>
     <w:basedOn w:val="Normal"/>
-    <w:link w:val="VerbatimChar"/>
     <w:pPr>
-      <w:wordWrap w:val="off"/>
+      <w:ind w:firstLine="0" w:left="240" w:right="240"/>
+      <w:spacing w:after="100" w:before="100"/>
+      <w:shd w:color="auto" w:fill="F2F2F2" w:val="clear"/>
+      <w:pBdr>
+        <w:left w:color="F2F2F2" w:space="8" w:sz="18" w:val="single"/>
+      </w:pBdr>
     </w:pPr>
   </w:style>
   <w:style w:type="character" w:customStyle="1" w:styleId="KeywordTok">
